--- a/ConstructionBilling.Api/Data/invoice.docx
+++ b/ConstructionBilling.Api/Data/invoice.docx
@@ -15,13 +15,13 @@
         <w:gridCol w:w="315"/>
         <w:gridCol w:w="1233"/>
         <w:gridCol w:w="867"/>
-        <w:gridCol w:w="1156"/>
-        <w:gridCol w:w="76"/>
-        <w:gridCol w:w="3081"/>
+        <w:gridCol w:w="949"/>
+        <w:gridCol w:w="207"/>
+        <w:gridCol w:w="3157"/>
       </w:tblGrid>
       <w:tr>
         <w:trPr>
-          <w:trHeight w:val="416"/>
+          <w:trHeight w:val="565"/>
           <w:jc w:val="center"/>
         </w:trPr>
         <w:tc>
@@ -38,25 +38,27 @@
                 <w:szCs w:val="20"/>
               </w:rPr>
             </w:pPr>
-            <w:r>
-              <w:rPr>
-                <w:b/>
+            <w:bookmarkStart w:id="0" w:name="_Hlk228878614"/>
+            <w:r>
+              <w:rPr>
+                <w:rFonts w:ascii="Arial" w:hAnsi="Arial" w:cs="Arial"/>
                 <w:noProof/>
-                <w:color w:val="003399"/>
+                <w:sz w:val="20"/>
+                <w:szCs w:val="20"/>
               </w:rPr>
               <w:drawing>
-                <wp:anchor distT="0" distB="0" distL="114300" distR="114300" simplePos="0" relativeHeight="251659264" behindDoc="1" locked="0" layoutInCell="1" allowOverlap="1" wp14:anchorId="0FD5E517" wp14:editId="1BC25077">
+                <wp:anchor distT="0" distB="0" distL="114300" distR="114300" simplePos="0" relativeHeight="251658240" behindDoc="1" locked="0" layoutInCell="1" allowOverlap="1" wp14:anchorId="38E83938" wp14:editId="181366CC">
                   <wp:simplePos x="0" y="0"/>
                   <wp:positionH relativeFrom="column">
-                    <wp:posOffset>-3810</wp:posOffset>
+                    <wp:posOffset>1270</wp:posOffset>
                   </wp:positionH>
                   <wp:positionV relativeFrom="paragraph">
-                    <wp:posOffset>35560</wp:posOffset>
+                    <wp:posOffset>-635</wp:posOffset>
                   </wp:positionV>
-                  <wp:extent cx="1384300" cy="518160"/>
+                  <wp:extent cx="1346200" cy="800100"/>
                   <wp:effectExtent l="0" t="0" r="6350" b="0"/>
                   <wp:wrapNone/>
-                  <wp:docPr id="1" name="Picture 1"/>
+                  <wp:docPr id="1542106005" name="Picture 3"/>
                   <wp:cNvGraphicFramePr>
                     <a:graphicFrameLocks xmlns:a="http://schemas.openxmlformats.org/drawingml/2006/main" noChangeAspect="1"/>
                   </wp:cNvGraphicFramePr>
@@ -64,11 +66,11 @@
                     <a:graphicData uri="http://schemas.openxmlformats.org/drawingml/2006/picture">
                       <pic:pic xmlns:pic="http://schemas.openxmlformats.org/drawingml/2006/picture">
                         <pic:nvPicPr>
-                          <pic:cNvPr id="1" name=""/>
+                          <pic:cNvPr id="1542106005" name="Picture 1542106005"/>
                           <pic:cNvPicPr/>
                         </pic:nvPicPr>
                         <pic:blipFill>
-                          <a:blip r:embed="rId6">
+                          <a:blip r:embed="rId6" cstate="print">
                             <a:extLst>
                               <a:ext uri="{28A0092B-C50C-407E-A947-70E740481C1C}">
                                 <a14:useLocalDpi xmlns:a14="http://schemas.microsoft.com/office/drawing/2010/main" val="0"/>
@@ -82,7 +84,7 @@
                         <pic:spPr>
                           <a:xfrm>
                             <a:off x="0" y="0"/>
-                            <a:ext cx="1384300" cy="518160"/>
+                            <a:ext cx="1346200" cy="800100"/>
                           </a:xfrm>
                           <a:prstGeom prst="rect">
                             <a:avLst/>
@@ -91,10 +93,10 @@
                       </pic:pic>
                     </a:graphicData>
                   </a:graphic>
-                  <wp14:sizeRelH relativeFrom="margin">
+                  <wp14:sizeRelH relativeFrom="page">
                     <wp14:pctWidth>0</wp14:pctWidth>
                   </wp14:sizeRelH>
-                  <wp14:sizeRelV relativeFrom="margin">
+                  <wp14:sizeRelV relativeFrom="page">
                     <wp14:pctHeight>0</wp14:pctHeight>
                   </wp14:sizeRelV>
                 </wp:anchor>
@@ -103,6 +105,33 @@
           </w:p>
           <w:p>
             <w:pPr>
+              <w:rPr>
+                <w:rFonts w:ascii="Arial" w:hAnsi="Arial" w:cs="Arial"/>
+                <w:sz w:val="20"/>
+                <w:szCs w:val="20"/>
+              </w:rPr>
+            </w:pPr>
+          </w:p>
+          <w:p>
+            <w:pPr>
+              <w:rPr>
+                <w:rFonts w:ascii="Arial" w:hAnsi="Arial" w:cs="Arial"/>
+                <w:sz w:val="20"/>
+                <w:szCs w:val="20"/>
+              </w:rPr>
+            </w:pPr>
+          </w:p>
+          <w:p>
+            <w:pPr>
+              <w:rPr>
+                <w:rFonts w:ascii="Arial" w:hAnsi="Arial" w:cs="Arial"/>
+                <w:sz w:val="20"/>
+                <w:szCs w:val="20"/>
+              </w:rPr>
+            </w:pPr>
+          </w:p>
+          <w:p>
+            <w:pPr>
               <w:ind w:firstLine="720"/>
               <w:rPr>
                 <w:rFonts w:ascii="Arial" w:hAnsi="Arial" w:cs="Arial"/>
@@ -116,187 +145,157 @@
             <w:pPr>
               <w:rPr>
                 <w:rFonts w:ascii="Arial" w:hAnsi="Arial" w:cs="Arial"/>
+                <w:sz w:val="20"/>
+                <w:szCs w:val="20"/>
+              </w:rPr>
+            </w:pPr>
+            <w:r>
+              <w:rPr>
+                <w:rFonts w:ascii="Arial" w:hAnsi="Arial" w:cs="Arial"/>
+                <w:sz w:val="20"/>
+                <w:szCs w:val="20"/>
+              </w:rPr>
+              <w:t>JKB Ash Bricks</w:t>
+            </w:r>
+          </w:p>
+          <w:p>
+            <w:pPr>
+              <w:rPr>
+                <w:rFonts w:ascii="Arial" w:hAnsi="Arial" w:cs="Arial"/>
+                <w:sz w:val="20"/>
+                <w:szCs w:val="20"/>
+              </w:rPr>
+            </w:pPr>
+            <w:r>
+              <w:rPr>
+                <w:rFonts w:ascii="Arial" w:hAnsi="Arial" w:cs="Arial"/>
+                <w:sz w:val="20"/>
+                <w:szCs w:val="20"/>
+              </w:rPr>
+              <w:t>SF No 38/1A1B, Kattu Valavoo, Minnampalli Village, Valapadi(TK),Salem 636106.</w:t>
+            </w:r>
+          </w:p>
+          <w:p>
+            <w:pPr>
+              <w:rPr>
+                <w:rFonts w:ascii="Arial" w:hAnsi="Arial" w:cs="Arial"/>
+                <w:sz w:val="20"/>
+                <w:szCs w:val="20"/>
+              </w:rPr>
+            </w:pPr>
+            <w:r>
+              <w:rPr>
+                <w:rFonts w:ascii="Arial" w:hAnsi="Arial" w:cs="Arial"/>
+                <w:sz w:val="20"/>
+                <w:szCs w:val="20"/>
+              </w:rPr>
+              <w:t xml:space="preserve">GSTIN/UIN: </w:t>
+            </w:r>
+            <w:r>
+              <w:rPr>
+                <w:rFonts w:ascii="Arial" w:hAnsi="Arial" w:cs="Arial"/>
+                <w:sz w:val="20"/>
+                <w:szCs w:val="20"/>
+              </w:rPr>
+              <w:t>33AASFJ6900G1ZB</w:t>
+            </w:r>
+          </w:p>
+          <w:p>
+            <w:pPr>
+              <w:rPr>
+                <w:rFonts w:ascii="Arial" w:hAnsi="Arial" w:cs="Arial"/>
+              </w:rPr>
+            </w:pPr>
+            <w:r>
+              <w:rPr>
+                <w:rFonts w:ascii="Arial" w:hAnsi="Arial" w:cs="Arial"/>
+                <w:sz w:val="20"/>
+                <w:szCs w:val="20"/>
+              </w:rPr>
+              <w:t>State Name: Tamil Nadu, Code :33</w:t>
+            </w:r>
+          </w:p>
+        </w:tc>
+        <w:tc>
+          <w:tcPr>
+            <w:tcW w:w="3364" w:type="dxa"/>
+            <w:gridSpan w:val="4"/>
+            <w:tcBorders>
+              <w:bottom w:val="single" w:sz="4" w:space="0" w:color="auto"/>
+            </w:tcBorders>
+          </w:tcPr>
+          <w:p>
+            <w:pPr>
+              <w:rPr>
+                <w:rFonts w:ascii="Arial" w:hAnsi="Arial" w:cs="Arial"/>
                 <w:b/>
                 <w:sz w:val="20"/>
                 <w:szCs w:val="20"/>
               </w:rPr>
             </w:pPr>
-          </w:p>
-          <w:p>
-            <w:pPr>
-              <w:rPr>
-                <w:rFonts w:ascii="Arial" w:hAnsi="Arial" w:cs="Arial"/>
-                <w:sz w:val="20"/>
-                <w:szCs w:val="20"/>
-              </w:rPr>
-            </w:pPr>
-          </w:p>
-          <w:p>
-            <w:pPr>
-              <w:rPr>
-                <w:rFonts w:ascii="Arial" w:hAnsi="Arial" w:cs="Arial"/>
-                <w:sz w:val="20"/>
-                <w:szCs w:val="20"/>
-              </w:rPr>
-            </w:pPr>
-            <w:r>
-              <w:rPr>
-                <w:rFonts w:ascii="Arial" w:hAnsi="Arial" w:cs="Arial"/>
-                <w:sz w:val="20"/>
-                <w:szCs w:val="20"/>
-              </w:rPr>
-              <w:t>JKB Ash Bricks</w:t>
-            </w:r>
-          </w:p>
-          <w:p>
-            <w:pPr>
-              <w:rPr>
-                <w:rFonts w:ascii="Arial" w:hAnsi="Arial" w:cs="Arial"/>
-                <w:sz w:val="20"/>
-                <w:szCs w:val="20"/>
-              </w:rPr>
-            </w:pPr>
-            <w:r>
-              <w:rPr>
-                <w:rFonts w:ascii="Arial" w:hAnsi="Arial" w:cs="Arial"/>
-                <w:sz w:val="20"/>
-                <w:szCs w:val="20"/>
-              </w:rPr>
-              <w:t>SF No 38/1A1B, Kattu Valavoo, Minnampalli Village, Valapadi(TK),Salem 636106.</w:t>
-            </w:r>
-          </w:p>
-          <w:p>
-            <w:pPr>
-              <w:rPr>
-                <w:rFonts w:ascii="Arial" w:hAnsi="Arial" w:cs="Arial"/>
-                <w:sz w:val="20"/>
-                <w:szCs w:val="20"/>
-              </w:rPr>
-            </w:pPr>
-            <w:r>
-              <w:rPr>
-                <w:rFonts w:ascii="Arial" w:hAnsi="Arial" w:cs="Arial"/>
-                <w:sz w:val="20"/>
-                <w:szCs w:val="20"/>
-              </w:rPr>
-              <w:t xml:space="preserve">GSTIN/UIN: </w:t>
-            </w:r>
-            <w:r>
-              <w:rPr>
-                <w:rFonts w:ascii="Arial" w:hAnsi="Arial" w:cs="Arial"/>
-                <w:sz w:val="20"/>
-                <w:szCs w:val="20"/>
-              </w:rPr>
-              <w:t>33AASFJ6900G1ZB</w:t>
-            </w:r>
-          </w:p>
-          <w:p>
-            <w:pPr>
-              <w:rPr>
-                <w:rFonts w:ascii="Arial" w:hAnsi="Arial" w:cs="Arial"/>
-              </w:rPr>
-            </w:pPr>
-            <w:r>
-              <w:rPr>
-                <w:rFonts w:ascii="Arial" w:hAnsi="Arial" w:cs="Arial"/>
-                <w:sz w:val="20"/>
-                <w:szCs w:val="20"/>
-              </w:rPr>
-              <w:t>State Name: Tamil Nadu, Code :33</w:t>
-            </w:r>
-            <w:r>
-              <w:rPr>
-                <w:rFonts w:ascii="Arial" w:hAnsi="Arial" w:cs="Arial"/>
-              </w:rPr>
-              <w:t xml:space="preserve"> </w:t>
-            </w:r>
-          </w:p>
-        </w:tc>
-        <w:tc>
-          <w:tcPr>
-            <w:tcW w:w="3647" w:type="dxa"/>
-            <w:gridSpan w:val="5"/>
-          </w:tcPr>
-          <w:p>
-            <w:pPr>
+            <w:r>
+              <w:rPr>
+                <w:rFonts w:ascii="Arial" w:hAnsi="Arial" w:cs="Arial"/>
+                <w:sz w:val="20"/>
+                <w:szCs w:val="20"/>
+              </w:rPr>
+              <w:t xml:space="preserve">Invoice No. </w:t>
+            </w:r>
+            <w:proofErr w:type="spellStart"/>
+            <w:proofErr w:type="spellEnd"/>
+            <w:r>
               <w:rPr>
                 <w:rFonts w:ascii="Arial" w:hAnsi="Arial" w:cs="Arial"/>
                 <w:b/>
                 <w:sz w:val="20"/>
                 <w:szCs w:val="20"/>
               </w:rPr>
-            </w:pPr>
-            <w:r>
-              <w:rPr>
-                <w:rFonts w:ascii="Arial" w:hAnsi="Arial" w:cs="Arial"/>
-                <w:sz w:val="20"/>
-                <w:szCs w:val="20"/>
-              </w:rPr>
-              <w:t>Invoice No.</w:t>
-            </w:r>
-            <w:r>
-              <w:rPr>
-                <w:rFonts w:ascii="Arial" w:hAnsi="Arial" w:cs="Arial"/>
-                <w:sz w:val="20"/>
-                <w:szCs w:val="20"/>
-              </w:rPr>
-              <w:t xml:space="preserve"> </w:t>
-            </w:r>
-            <w:r>
+              <w:t>2026/019</w:t>
+            </w:r>
+          </w:p>
+        </w:tc>
+        <w:tc>
+          <w:tcPr>
+            <w:tcW w:w="3364" w:type="dxa"/>
+            <w:gridSpan w:val="2"/>
+            <w:tcBorders>
+              <w:bottom w:val="single" w:sz="4" w:space="0" w:color="auto"/>
+            </w:tcBorders>
+          </w:tcPr>
+          <w:p>
+            <w:pPr>
               <w:rPr>
                 <w:rFonts w:ascii="Arial" w:hAnsi="Arial" w:cs="Arial"/>
                 <w:b/>
                 <w:sz w:val="20"/>
                 <w:szCs w:val="20"/>
               </w:rPr>
-              <w:t>2026/001</w:t>
-            </w:r>
-          </w:p>
-        </w:tc>
-        <w:tc>
-          <w:tcPr>
-            <w:tcW w:w="3081" w:type="dxa"/>
-          </w:tcPr>
-          <w:p>
-            <w:pPr>
+            </w:pPr>
+            <w:proofErr w:type="gramStart"/>
+            <w:r>
+              <w:rPr>
+                <w:rFonts w:ascii="Arial" w:hAnsi="Arial" w:cs="Arial"/>
+                <w:sz w:val="20"/>
+                <w:szCs w:val="20"/>
+              </w:rPr>
+              <w:t xml:space="preserve">Dated  </w:t>
+            </w:r>
+            <w:proofErr w:type="gramEnd"/>
+            <w:r>
               <w:rPr>
                 <w:rFonts w:ascii="Arial" w:hAnsi="Arial" w:cs="Arial"/>
                 <w:b/>
                 <w:sz w:val="20"/>
                 <w:szCs w:val="20"/>
               </w:rPr>
-            </w:pPr>
-            <w:r>
-              <w:rPr>
-                <w:rFonts w:ascii="Arial" w:hAnsi="Arial" w:cs="Arial"/>
-                <w:sz w:val="20"/>
-                <w:szCs w:val="20"/>
-              </w:rPr>
-              <w:t>Dated</w:t>
-            </w:r>
-            <w:r>
-              <w:rPr>
-                <w:rFonts w:ascii="Arial" w:hAnsi="Arial" w:cs="Arial"/>
-                <w:sz w:val="20"/>
-                <w:szCs w:val="20"/>
-              </w:rPr>
-              <w:t xml:space="preserve">  </w:t>
-            </w:r>
-            <w:r>
-              <w:rPr>
-                <w:rFonts w:ascii="Arial" w:hAnsi="Arial" w:cs="Arial"/>
-                <w:b/>
-                <w:sz w:val="20"/>
-                <w:szCs w:val="20"/>
-              </w:rPr>
-              <w:t>16/04/2026</w:t>
+              <w:t>02/05/2026</w:t>
             </w:r>
           </w:p>
         </w:tc>
       </w:tr>
       <w:tr>
         <w:trPr>
-          <w:trHeight w:val="649"/>
+          <w:trHeight w:val="565"/>
           <w:jc w:val="center"/>
         </w:trPr>
         <w:tc>
@@ -309,54 +308,63 @@
             <w:pPr>
               <w:rPr>
                 <w:rFonts w:ascii="Arial" w:hAnsi="Arial" w:cs="Arial"/>
+              </w:rPr>
+            </w:pPr>
+          </w:p>
+        </w:tc>
+        <w:tc>
+          <w:tcPr>
+            <w:tcW w:w="3364" w:type="dxa"/>
+            <w:gridSpan w:val="4"/>
+            <w:tcBorders>
+              <w:bottom w:val="single" w:sz="4" w:space="0" w:color="auto"/>
+            </w:tcBorders>
+          </w:tcPr>
+          <w:p>
+            <w:pPr>
+              <w:rPr>
+                <w:rFonts w:ascii="Arial" w:hAnsi="Arial" w:cs="Arial"/>
+                <w:sz w:val="20"/>
+                <w:szCs w:val="20"/>
+              </w:rPr>
+            </w:pPr>
+            <w:r>
+              <w:rPr>
+                <w:rFonts w:ascii="Arial" w:hAnsi="Arial" w:cs="Arial"/>
+                <w:sz w:val="20"/>
+                <w:szCs w:val="20"/>
+              </w:rPr>
+              <w:t>Reference No &amp;Date</w:t>
+            </w:r>
+          </w:p>
+          <w:p>
+            <w:pPr>
+              <w:rPr>
+                <w:rFonts w:ascii="Arial" w:hAnsi="Arial" w:cs="Arial"/>
                 <w:b/>
-                <w:bCs/>
-              </w:rPr>
-            </w:pPr>
-          </w:p>
-        </w:tc>
-        <w:tc>
-          <w:tcPr>
-            <w:tcW w:w="3647" w:type="dxa"/>
-            <w:gridSpan w:val="5"/>
-          </w:tcPr>
-          <w:p>
-            <w:pPr>
-              <w:rPr>
-                <w:rFonts w:ascii="Arial" w:hAnsi="Arial" w:cs="Arial"/>
-                <w:sz w:val="20"/>
-                <w:szCs w:val="20"/>
-              </w:rPr>
-            </w:pPr>
-            <w:r>
-              <w:rPr>
-                <w:rFonts w:ascii="Arial" w:hAnsi="Arial" w:cs="Arial"/>
-                <w:sz w:val="20"/>
-                <w:szCs w:val="20"/>
-              </w:rPr>
-              <w:t>Delivery Note</w:t>
-            </w:r>
-            <w:r>
-              <w:rPr>
-                <w:rFonts w:ascii="Arial" w:hAnsi="Arial" w:cs="Arial"/>
-                <w:sz w:val="20"/>
-                <w:szCs w:val="20"/>
-              </w:rPr>
-              <w:t xml:space="preserve"> </w:t>
-            </w:r>
-            <w:r>
-              <w:rPr>
-                <w:rFonts w:ascii="Arial" w:hAnsi="Arial" w:cs="Arial"/>
-                <w:sz w:val="20"/>
-                <w:szCs w:val="20"/>
-              </w:rPr>
-              <w:t>no</w:t>
-            </w:r>
-          </w:p>
-        </w:tc>
-        <w:tc>
-          <w:tcPr>
-            <w:tcW w:w="3081" w:type="dxa"/>
+                <w:sz w:val="20"/>
+                <w:szCs w:val="20"/>
+              </w:rPr>
+            </w:pPr>
+            <w:proofErr w:type="spellStart"/>
+            <w:proofErr w:type="spellEnd"/>
+            <w:r>
+              <w:rPr>
+                <w:rFonts w:ascii="Arial" w:hAnsi="Arial" w:cs="Arial"/>
+                <w:sz w:val="20"/>
+                <w:szCs w:val="20"/>
+              </w:rPr>
+              <w:t>02/05/2026</w:t>
+            </w:r>
+          </w:p>
+        </w:tc>
+        <w:tc>
+          <w:tcPr>
+            <w:tcW w:w="3364" w:type="dxa"/>
+            <w:gridSpan w:val="2"/>
+            <w:tcBorders>
+              <w:bottom w:val="single" w:sz="4" w:space="0" w:color="auto"/>
+            </w:tcBorders>
           </w:tcPr>
           <w:p>
             <w:pPr>
@@ -379,10 +387,13 @@
             <w:pPr>
               <w:rPr>
                 <w:rFonts w:ascii="Arial" w:hAnsi="Arial" w:cs="Arial"/>
-                <w:sz w:val="20"/>
-                <w:szCs w:val="20"/>
-              </w:rPr>
-            </w:pPr>
+                <w:b/>
+                <w:sz w:val="20"/>
+                <w:szCs w:val="20"/>
+              </w:rPr>
+            </w:pPr>
+            <w:proofErr w:type="spellStart"/>
+            <w:proofErr w:type="spellEnd"/>
             <w:r>
               <w:rPr>
                 <w:rFonts w:ascii="Arial" w:hAnsi="Arial" w:cs="Arial"/>
@@ -390,13 +401,291 @@
                 <w:szCs w:val="20"/>
               </w:rPr>
               <w:t>Cash</w:t>
+            </w:r>
+          </w:p>
+        </w:tc>
+      </w:tr>
+      <w:bookmarkEnd w:id="0"/>
+      <w:tr>
+        <w:trPr>
+          <w:trHeight w:val="565"/>
+          <w:jc w:val="center"/>
+        </w:trPr>
+        <w:tc>
+          <w:tcPr>
+            <w:tcW w:w="3578" w:type="dxa"/>
+            <w:gridSpan w:val="2"/>
+            <w:vMerge/>
+          </w:tcPr>
+          <w:p>
+            <w:pPr>
+              <w:rPr>
+                <w:rFonts w:ascii="Arial" w:hAnsi="Arial" w:cs="Arial"/>
+              </w:rPr>
+            </w:pPr>
+          </w:p>
+        </w:tc>
+        <w:tc>
+          <w:tcPr>
+            <w:tcW w:w="3364" w:type="dxa"/>
+            <w:gridSpan w:val="4"/>
+            <w:tcBorders>
+              <w:bottom w:val="single" w:sz="4" w:space="0" w:color="auto"/>
+            </w:tcBorders>
+          </w:tcPr>
+          <w:p>
+            <w:pPr>
+              <w:rPr>
+                <w:rFonts w:ascii="Arial" w:hAnsi="Arial" w:cs="Arial"/>
+                <w:sz w:val="20"/>
+                <w:szCs w:val="20"/>
+              </w:rPr>
+            </w:pPr>
+            <w:r>
+              <w:rPr>
+                <w:rFonts w:ascii="Arial" w:hAnsi="Arial" w:cs="Arial"/>
+                <w:sz w:val="20"/>
+                <w:szCs w:val="20"/>
+              </w:rPr>
+              <w:t xml:space="preserve">Delivery Note </w:t>
+            </w:r>
+          </w:p>
+          <w:p>
+            <w:pPr>
+              <w:rPr>
+                <w:rFonts w:ascii="Arial" w:hAnsi="Arial" w:cs="Arial"/>
+                <w:b/>
+                <w:sz w:val="20"/>
+                <w:szCs w:val="20"/>
+              </w:rPr>
+            </w:pPr>
+            <w:proofErr w:type="spellStart"/>
+            <w:proofErr w:type="spellEnd"/>
+            <w:r>
+              <w:rPr>
+                <w:rFonts w:ascii="Arial" w:hAnsi="Arial" w:cs="Arial"/>
+                <w:sz w:val="20"/>
+                <w:szCs w:val="20"/>
+              </w:rPr>
+              <w:t>NILL</w:t>
+            </w:r>
+          </w:p>
+        </w:tc>
+        <w:tc>
+          <w:tcPr>
+            <w:tcW w:w="3364" w:type="dxa"/>
+            <w:gridSpan w:val="2"/>
+            <w:tcBorders>
+              <w:bottom w:val="single" w:sz="4" w:space="0" w:color="auto"/>
+            </w:tcBorders>
+          </w:tcPr>
+          <w:p>
+            <w:pPr>
+              <w:rPr>
+                <w:rFonts w:ascii="Arial" w:hAnsi="Arial" w:cs="Arial"/>
+                <w:sz w:val="20"/>
+                <w:szCs w:val="20"/>
+              </w:rPr>
+            </w:pPr>
+            <w:r>
+              <w:rPr>
+                <w:rFonts w:ascii="Arial" w:hAnsi="Arial" w:cs="Arial"/>
+                <w:sz w:val="20"/>
+                <w:szCs w:val="20"/>
+              </w:rPr>
+              <w:t>Other References</w:t>
+            </w:r>
+          </w:p>
+          <w:p>
+            <w:pPr>
+              <w:rPr>
+                <w:rFonts w:ascii="Arial" w:hAnsi="Arial" w:cs="Arial"/>
+                <w:b/>
+                <w:sz w:val="20"/>
+                <w:szCs w:val="20"/>
+              </w:rPr>
+            </w:pPr>
+            <w:proofErr w:type="spellStart"/>
+            <w:proofErr w:type="spellEnd"/>
+            <w:r>
+              <w:rPr>
+                <w:rFonts w:ascii="Arial" w:hAnsi="Arial" w:cs="Arial"/>
+                <w:sz w:val="20"/>
+                <w:szCs w:val="20"/>
+              </w:rPr>
+              <w:t>NILL</w:t>
             </w:r>
           </w:p>
         </w:tc>
       </w:tr>
       <w:tr>
         <w:trPr>
-          <w:trHeight w:val="602"/>
+          <w:trHeight w:val="565"/>
+          <w:jc w:val="center"/>
+        </w:trPr>
+        <w:tc>
+          <w:tcPr>
+            <w:tcW w:w="3578" w:type="dxa"/>
+            <w:gridSpan w:val="2"/>
+            <w:vMerge w:val="restart"/>
+          </w:tcPr>
+          <w:p>
+            <w:pPr>
+              <w:rPr>
+                <w:rFonts w:ascii="Arial" w:hAnsi="Arial" w:cs="Arial"/>
+                <w:sz w:val="20"/>
+                <w:szCs w:val="20"/>
+              </w:rPr>
+            </w:pPr>
+            <w:r>
+              <w:rPr>
+                <w:rFonts w:ascii="Arial" w:hAnsi="Arial" w:cs="Arial"/>
+                <w:sz w:val="20"/>
+                <w:szCs w:val="20"/>
+              </w:rPr>
+              <w:t>Consignee (Ship to)</w:t>
+            </w:r>
+          </w:p>
+          <w:p>
+            <w:pPr>
+              <w:rPr>
+                <w:rFonts w:ascii="Arial" w:hAnsi="Arial" w:cs="Arial"/>
+              </w:rPr>
+            </w:pPr>
+            <w:proofErr w:type="spellStart"/>
+            <w:proofErr w:type="spellEnd"/>
+            <w:r>
+              <w:rPr>
+                <w:rFonts w:ascii="Arial" w:hAnsi="Arial" w:cs="Arial"/>
+                <w:b/>
+                <w:sz w:val="20"/>
+                <w:szCs w:val="20"/>
+              </w:rPr>
+              <w:t>Sivakumar,</w:t>
+            </w:r>
+            <w:r>
+              <w:rPr>
+                <w:rFonts w:ascii="Arial" w:hAnsi="Arial" w:cs="Arial"/>
+                <w:b/>
+                <w:sz w:val="20"/>
+                <w:szCs w:val="20"/>
+              </w:rPr>
+              <w:br/>
+            </w:r>
+            <w:r>
+              <w:rPr>
+                <w:rFonts w:ascii="Arial" w:hAnsi="Arial" w:cs="Arial"/>
+                <w:b/>
+                <w:sz w:val="20"/>
+                <w:szCs w:val="20"/>
+              </w:rPr>
+              <w:t>Yercaud.</w:t>
+            </w:r>
+            <w:r>
+              <w:rPr>
+                <w:rFonts w:ascii="Arial" w:hAnsi="Arial" w:cs="Arial"/>
+                <w:b/>
+              </w:rPr>
+              <w:t xml:space="preserve"> </w:t>
+            </w:r>
+          </w:p>
+        </w:tc>
+        <w:tc>
+          <w:tcPr>
+            <w:tcW w:w="3364" w:type="dxa"/>
+            <w:gridSpan w:val="4"/>
+            <w:tcBorders>
+              <w:bottom w:val="single" w:sz="4" w:space="0" w:color="auto"/>
+            </w:tcBorders>
+          </w:tcPr>
+          <w:p>
+            <w:pPr>
+              <w:rPr>
+                <w:rFonts w:ascii="Arial" w:hAnsi="Arial" w:cs="Arial"/>
+                <w:sz w:val="20"/>
+                <w:szCs w:val="20"/>
+              </w:rPr>
+            </w:pPr>
+            <w:r>
+              <w:rPr>
+                <w:rFonts w:ascii="Arial" w:hAnsi="Arial" w:cs="Arial"/>
+                <w:sz w:val="20"/>
+                <w:szCs w:val="20"/>
+              </w:rPr>
+              <w:t>Buyer’s Order No.</w:t>
+            </w:r>
+          </w:p>
+          <w:p>
+            <w:pPr>
+              <w:rPr>
+                <w:rFonts w:ascii="Arial" w:hAnsi="Arial" w:cs="Arial"/>
+                <w:b/>
+                <w:sz w:val="20"/>
+                <w:szCs w:val="20"/>
+              </w:rPr>
+            </w:pPr>
+            <w:proofErr w:type="spellStart"/>
+            <w:proofErr w:type="spellEnd"/>
+            <w:r>
+              <w:rPr>
+                <w:rFonts w:ascii="Arial" w:hAnsi="Arial" w:cs="Arial"/>
+                <w:sz w:val="20"/>
+                <w:szCs w:val="20"/>
+              </w:rPr>
+              <w:t>019</w:t>
+            </w:r>
+          </w:p>
+        </w:tc>
+        <w:tc>
+          <w:tcPr>
+            <w:tcW w:w="3364" w:type="dxa"/>
+            <w:gridSpan w:val="2"/>
+            <w:tcBorders>
+              <w:bottom w:val="single" w:sz="4" w:space="0" w:color="auto"/>
+            </w:tcBorders>
+          </w:tcPr>
+          <w:p>
+            <w:pPr>
+              <w:rPr>
+                <w:rFonts w:ascii="Arial" w:hAnsi="Arial" w:cs="Arial"/>
+                <w:sz w:val="20"/>
+                <w:szCs w:val="20"/>
+              </w:rPr>
+            </w:pPr>
+            <w:r>
+              <w:rPr>
+                <w:rFonts w:ascii="Arial" w:hAnsi="Arial" w:cs="Arial"/>
+                <w:sz w:val="20"/>
+                <w:szCs w:val="20"/>
+              </w:rPr>
+              <w:t>Dated</w:t>
+            </w:r>
+          </w:p>
+          <w:p>
+            <w:pPr>
+              <w:rPr>
+                <w:rFonts w:ascii="Arial" w:hAnsi="Arial" w:cs="Arial"/>
+                <w:b/>
+                <w:sz w:val="20"/>
+                <w:szCs w:val="20"/>
+              </w:rPr>
+            </w:pPr>
+            <w:proofErr w:type="spellStart"/>
+            <w:proofErr w:type="spellEnd"/>
+            <w:r>
+              <w:rPr>
+                <w:rFonts w:ascii="Arial" w:hAnsi="Arial" w:cs="Arial"/>
+                <w:sz w:val="20"/>
+                <w:szCs w:val="20"/>
+              </w:rPr>
+              <w:t>02/05/2026</w:t>
+            </w:r>
+          </w:p>
+        </w:tc>
+      </w:tr>
+      <w:tr>
+        <w:trPr>
+          <w:trHeight w:val="565"/>
           <w:jc w:val="center"/>
         </w:trPr>
         <w:tc>
@@ -409,95 +698,107 @@
             <w:pPr>
               <w:rPr>
                 <w:rFonts w:ascii="Arial" w:hAnsi="Arial" w:cs="Arial"/>
+              </w:rPr>
+            </w:pPr>
+          </w:p>
+        </w:tc>
+        <w:tc>
+          <w:tcPr>
+            <w:tcW w:w="3364" w:type="dxa"/>
+            <w:gridSpan w:val="4"/>
+            <w:tcBorders>
+              <w:bottom w:val="single" w:sz="4" w:space="0" w:color="auto"/>
+            </w:tcBorders>
+          </w:tcPr>
+          <w:p>
+            <w:pPr>
+              <w:rPr>
+                <w:rFonts w:ascii="Arial" w:hAnsi="Arial" w:cs="Arial"/>
+                <w:sz w:val="20"/>
+                <w:szCs w:val="20"/>
+              </w:rPr>
+            </w:pPr>
+            <w:r>
+              <w:rPr>
+                <w:rFonts w:ascii="Arial" w:hAnsi="Arial" w:cs="Arial"/>
+                <w:sz w:val="20"/>
+                <w:szCs w:val="20"/>
+              </w:rPr>
+              <w:t>Dispatch Doc No</w:t>
+            </w:r>
+          </w:p>
+          <w:p>
+            <w:pPr>
+              <w:rPr>
+                <w:rFonts w:ascii="Arial" w:hAnsi="Arial" w:cs="Arial"/>
                 <w:b/>
-                <w:bCs/>
-              </w:rPr>
-            </w:pPr>
-          </w:p>
-        </w:tc>
-        <w:tc>
-          <w:tcPr>
-            <w:tcW w:w="3647" w:type="dxa"/>
-            <w:gridSpan w:val="5"/>
-          </w:tcPr>
-          <w:p>
-            <w:pPr>
-              <w:rPr>
-                <w:rFonts w:ascii="Arial" w:hAnsi="Arial" w:cs="Arial"/>
-                <w:sz w:val="20"/>
-                <w:szCs w:val="20"/>
-              </w:rPr>
-            </w:pPr>
-            <w:r>
-              <w:rPr>
-                <w:rFonts w:ascii="Arial" w:hAnsi="Arial" w:cs="Arial"/>
-                <w:sz w:val="20"/>
-                <w:szCs w:val="20"/>
-              </w:rPr>
-              <w:t>Reference No &amp;Date</w:t>
-            </w:r>
-          </w:p>
-          <w:p>
-            <w:pPr>
-              <w:rPr>
-                <w:rFonts w:ascii="Arial" w:hAnsi="Arial" w:cs="Arial"/>
-                <w:sz w:val="20"/>
-                <w:szCs w:val="20"/>
-              </w:rPr>
-            </w:pPr>
-            <w:r>
-              <w:rPr>
-                <w:rFonts w:ascii="Arial" w:hAnsi="Arial" w:cs="Arial"/>
-                <w:sz w:val="20"/>
-                <w:szCs w:val="20"/>
-              </w:rPr>
-              <w:t>16/04/2026</w:t>
-            </w:r>
-          </w:p>
-        </w:tc>
-        <w:tc>
-          <w:tcPr>
-            <w:tcW w:w="3081" w:type="dxa"/>
-          </w:tcPr>
-          <w:p>
-            <w:pPr>
-              <w:rPr>
-                <w:rFonts w:ascii="Arial" w:hAnsi="Arial" w:cs="Arial"/>
-                <w:sz w:val="20"/>
-                <w:szCs w:val="20"/>
-              </w:rPr>
-            </w:pPr>
-            <w:r>
-              <w:rPr>
-                <w:rFonts w:ascii="Arial" w:hAnsi="Arial" w:cs="Arial"/>
-                <w:sz w:val="20"/>
-                <w:szCs w:val="20"/>
-              </w:rPr>
-              <w:t>Other References</w:t>
-            </w:r>
-          </w:p>
-          <w:p>
-            <w:pPr>
-              <w:rPr>
-                <w:rFonts w:ascii="Arial" w:hAnsi="Arial" w:cs="Arial"/>
-                <w:sz w:val="20"/>
-                <w:szCs w:val="20"/>
-              </w:rPr>
-            </w:pPr>
-            <w:r>
-              <w:rPr>
-                <w:rFonts w:ascii="Arial" w:hAnsi="Arial" w:cs="Arial"/>
-                <w:sz w:val="20"/>
-                <w:szCs w:val="20"/>
-              </w:rPr>
-              <w:t xml:space="preserve">mn hgy hghjy </w:t>
+                <w:sz w:val="20"/>
+                <w:szCs w:val="20"/>
+              </w:rPr>
+            </w:pPr>
+            <w:proofErr w:type="spellStart"/>
+            <w:proofErr w:type="spellEnd"/>
+            <w:r>
+              <w:rPr>
+                <w:rFonts w:ascii="Arial" w:hAnsi="Arial" w:cs="Arial"/>
+                <w:b/>
+                <w:sz w:val="20"/>
+                <w:szCs w:val="20"/>
+              </w:rPr>
+              <w:t>2026/019</w:t>
+            </w:r>
+          </w:p>
+        </w:tc>
+        <w:tc>
+          <w:tcPr>
+            <w:tcW w:w="3364" w:type="dxa"/>
+            <w:gridSpan w:val="2"/>
+            <w:tcBorders>
+              <w:bottom w:val="single" w:sz="4" w:space="0" w:color="auto"/>
+            </w:tcBorders>
+          </w:tcPr>
+          <w:p>
+            <w:pPr>
+              <w:rPr>
+                <w:rFonts w:ascii="Arial" w:hAnsi="Arial" w:cs="Arial"/>
+                <w:sz w:val="20"/>
+                <w:szCs w:val="20"/>
+              </w:rPr>
+            </w:pPr>
+            <w:r>
+              <w:rPr>
+                <w:rFonts w:ascii="Arial" w:hAnsi="Arial" w:cs="Arial"/>
+                <w:sz w:val="20"/>
+                <w:szCs w:val="20"/>
+              </w:rPr>
+              <w:t>Delivery Note Date</w:t>
+            </w:r>
+          </w:p>
+          <w:p>
+            <w:pPr>
+              <w:rPr>
+                <w:rFonts w:ascii="Arial" w:hAnsi="Arial" w:cs="Arial"/>
+                <w:b/>
+                <w:sz w:val="20"/>
+                <w:szCs w:val="20"/>
+              </w:rPr>
+            </w:pPr>
+            <w:proofErr w:type="spellStart"/>
+            <w:proofErr w:type="spellEnd"/>
+            <w:r>
+              <w:rPr>
+                <w:rFonts w:ascii="Arial" w:hAnsi="Arial" w:cs="Arial"/>
+                <w:sz w:val="20"/>
+                <w:szCs w:val="20"/>
+              </w:rPr>
+              <w:t>02/05/2026</w:t>
             </w:r>
           </w:p>
         </w:tc>
       </w:tr>
       <w:tr>
         <w:trPr>
-          <w:trHeight w:val="567"/>
+          <w:trHeight w:val="565"/>
           <w:jc w:val="center"/>
         </w:trPr>
         <w:tc>
@@ -510,95 +811,105 @@
             <w:pPr>
               <w:rPr>
                 <w:rFonts w:ascii="Arial" w:hAnsi="Arial" w:cs="Arial"/>
+              </w:rPr>
+            </w:pPr>
+          </w:p>
+        </w:tc>
+        <w:tc>
+          <w:tcPr>
+            <w:tcW w:w="3364" w:type="dxa"/>
+            <w:gridSpan w:val="4"/>
+            <w:tcBorders>
+              <w:bottom w:val="single" w:sz="4" w:space="0" w:color="auto"/>
+            </w:tcBorders>
+          </w:tcPr>
+          <w:p>
+            <w:pPr>
+              <w:rPr>
+                <w:rFonts w:ascii="Arial" w:hAnsi="Arial" w:cs="Arial"/>
+                <w:sz w:val="20"/>
+                <w:szCs w:val="20"/>
+              </w:rPr>
+            </w:pPr>
+            <w:r>
+              <w:rPr>
+                <w:rFonts w:ascii="Arial" w:hAnsi="Arial" w:cs="Arial"/>
+                <w:sz w:val="20"/>
+                <w:szCs w:val="20"/>
+              </w:rPr>
+              <w:t>Dispatched through</w:t>
+            </w:r>
+          </w:p>
+          <w:p>
+            <w:pPr>
+              <w:rPr>
+                <w:rFonts w:ascii="Arial" w:hAnsi="Arial" w:cs="Arial"/>
                 <w:b/>
-                <w:bCs/>
-              </w:rPr>
-            </w:pPr>
-          </w:p>
-        </w:tc>
-        <w:tc>
-          <w:tcPr>
-            <w:tcW w:w="3647" w:type="dxa"/>
-            <w:gridSpan w:val="5"/>
-          </w:tcPr>
-          <w:p>
-            <w:pPr>
-              <w:rPr>
-                <w:rFonts w:ascii="Arial" w:hAnsi="Arial" w:cs="Arial"/>
-                <w:sz w:val="20"/>
-                <w:szCs w:val="20"/>
-              </w:rPr>
-            </w:pPr>
-            <w:r>
-              <w:rPr>
-                <w:rFonts w:ascii="Arial" w:hAnsi="Arial" w:cs="Arial"/>
-                <w:sz w:val="20"/>
-                <w:szCs w:val="20"/>
-              </w:rPr>
-              <w:t>Buyer’s Order No.</w:t>
-            </w:r>
-          </w:p>
-          <w:p>
-            <w:pPr>
-              <w:rPr>
-                <w:rFonts w:ascii="Arial" w:hAnsi="Arial" w:cs="Arial"/>
-                <w:sz w:val="20"/>
-                <w:szCs w:val="20"/>
-              </w:rPr>
-            </w:pPr>
-            <w:r>
-              <w:rPr>
-                <w:rFonts w:ascii="Arial" w:hAnsi="Arial" w:cs="Arial"/>
-                <w:sz w:val="20"/>
-                <w:szCs w:val="20"/>
-              </w:rPr>
-              <w:t>98734</w:t>
-            </w:r>
-          </w:p>
-        </w:tc>
-        <w:tc>
-          <w:tcPr>
-            <w:tcW w:w="3081" w:type="dxa"/>
-          </w:tcPr>
-          <w:p>
-            <w:pPr>
-              <w:rPr>
-                <w:rFonts w:ascii="Arial" w:hAnsi="Arial" w:cs="Arial"/>
-                <w:sz w:val="20"/>
-                <w:szCs w:val="20"/>
-              </w:rPr>
-            </w:pPr>
-            <w:r>
-              <w:rPr>
-                <w:rFonts w:ascii="Arial" w:hAnsi="Arial" w:cs="Arial"/>
-                <w:sz w:val="20"/>
-                <w:szCs w:val="20"/>
-              </w:rPr>
-              <w:t>Dated</w:t>
-            </w:r>
-          </w:p>
-          <w:p>
-            <w:pPr>
-              <w:rPr>
-                <w:rFonts w:ascii="Arial" w:hAnsi="Arial" w:cs="Arial"/>
-                <w:sz w:val="20"/>
-                <w:szCs w:val="20"/>
-              </w:rPr>
-            </w:pPr>
-            <w:r>
-              <w:rPr>
-                <w:rFonts w:ascii="Arial" w:hAnsi="Arial" w:cs="Arial"/>
-                <w:sz w:val="20"/>
-                <w:szCs w:val="20"/>
-              </w:rPr>
-              <w:t>16/04/2026</w:t>
+                <w:sz w:val="20"/>
+                <w:szCs w:val="20"/>
+              </w:rPr>
+            </w:pPr>
+            <w:proofErr w:type="spellStart"/>
+            <w:proofErr w:type="spellEnd"/>
+            <w:r>
+              <w:rPr>
+                <w:rFonts w:ascii="Arial" w:hAnsi="Arial" w:cs="Arial"/>
+                <w:sz w:val="20"/>
+                <w:szCs w:val="20"/>
+              </w:rPr>
+              <w:t>Road</w:t>
+            </w:r>
+          </w:p>
+        </w:tc>
+        <w:tc>
+          <w:tcPr>
+            <w:tcW w:w="3364" w:type="dxa"/>
+            <w:gridSpan w:val="2"/>
+            <w:tcBorders>
+              <w:bottom w:val="single" w:sz="4" w:space="0" w:color="auto"/>
+            </w:tcBorders>
+          </w:tcPr>
+          <w:p>
+            <w:pPr>
+              <w:rPr>
+                <w:rFonts w:ascii="Arial" w:hAnsi="Arial" w:cs="Arial"/>
+                <w:sz w:val="20"/>
+                <w:szCs w:val="20"/>
+              </w:rPr>
+            </w:pPr>
+            <w:r>
+              <w:rPr>
+                <w:rFonts w:ascii="Arial" w:hAnsi="Arial" w:cs="Arial"/>
+                <w:sz w:val="20"/>
+                <w:szCs w:val="20"/>
+              </w:rPr>
+              <w:t>Destination</w:t>
+            </w:r>
+          </w:p>
+          <w:p>
+            <w:pPr>
+              <w:rPr>
+                <w:rFonts w:ascii="Arial" w:hAnsi="Arial" w:cs="Arial"/>
+                <w:b/>
+                <w:sz w:val="20"/>
+                <w:szCs w:val="20"/>
+              </w:rPr>
+            </w:pPr>
+            <w:r>
+              <w:rPr>
+                <w:rFonts w:ascii="Arial" w:hAnsi="Arial" w:cs="Arial"/>
+                <w:b/>
+                <w:sz w:val="20"/>
+                <w:szCs w:val="20"/>
+              </w:rPr>
+              <w:t>Yercaud</w:t>
             </w:r>
           </w:p>
         </w:tc>
       </w:tr>
       <w:tr>
         <w:trPr>
-          <w:trHeight w:val="534"/>
+          <w:trHeight w:val="565"/>
           <w:jc w:val="center"/>
         </w:trPr>
         <w:tc>
@@ -621,7 +932,64 @@
                 <w:sz w:val="20"/>
                 <w:szCs w:val="20"/>
               </w:rPr>
-              <w:t>Consignee (Ship to)</w:t>
+              <w:t>Buyer (Bill to)</w:t>
+            </w:r>
+          </w:p>
+          <w:p>
+            <w:pPr>
+              <w:rPr>
+                <w:rFonts w:ascii="Arial" w:hAnsi="Arial" w:cs="Arial"/>
+              </w:rPr>
+            </w:pPr>
+            <w:r>
+              <w:rPr>
+                <w:rFonts w:ascii="Arial" w:hAnsi="Arial" w:cs="Arial"/>
+                <w:sz w:val="20"/>
+                <w:szCs w:val="20"/>
+              </w:rPr>
+              <w:t>Sivakumar,</w:t>
+            </w:r>
+            <w:r>
+              <w:rPr>
+                <w:rFonts w:ascii="Arial" w:hAnsi="Arial" w:cs="Arial"/>
+                <w:sz w:val="20"/>
+                <w:szCs w:val="20"/>
+              </w:rPr>
+              <w:br/>
+            </w:r>
+            <w:r>
+              <w:rPr>
+                <w:rFonts w:ascii="Arial" w:hAnsi="Arial" w:cs="Arial"/>
+                <w:sz w:val="20"/>
+                <w:szCs w:val="20"/>
+              </w:rPr>
+              <w:t>Yercaud.</w:t>
+            </w:r>
+          </w:p>
+        </w:tc>
+        <w:tc>
+          <w:tcPr>
+            <w:tcW w:w="3364" w:type="dxa"/>
+            <w:gridSpan w:val="4"/>
+            <w:tcBorders>
+              <w:bottom w:val="single" w:sz="4" w:space="0" w:color="auto"/>
+            </w:tcBorders>
+          </w:tcPr>
+          <w:p>
+            <w:pPr>
+              <w:rPr>
+                <w:rFonts w:ascii="Arial" w:hAnsi="Arial" w:cs="Arial"/>
+                <w:sz w:val="20"/>
+                <w:szCs w:val="20"/>
+              </w:rPr>
+            </w:pPr>
+            <w:r>
+              <w:rPr>
+                <w:rFonts w:ascii="Arial" w:hAnsi="Arial" w:cs="Arial"/>
+                <w:sz w:val="20"/>
+                <w:szCs w:val="20"/>
+              </w:rPr>
+              <w:t>Terms of Delivery</w:t>
             </w:r>
           </w:p>
           <w:p>
@@ -629,111 +997,73 @@
               <w:rPr>
                 <w:rFonts w:ascii="Arial" w:hAnsi="Arial" w:cs="Arial"/>
                 <w:b/>
-              </w:rPr>
-            </w:pPr>
-            <w:r>
+                <w:sz w:val="20"/>
+                <w:szCs w:val="20"/>
+              </w:rPr>
+            </w:pPr>
+            <w:proofErr w:type="spellStart"/>
+            <w:proofErr w:type="spellEnd"/>
+            <w:r>
+              <w:rPr>
+                <w:rFonts w:ascii="Arial" w:hAnsi="Arial" w:cs="Arial"/>
+                <w:sz w:val="20"/>
+                <w:szCs w:val="20"/>
+              </w:rPr>
+              <w:t>ONLINE</w:t>
+            </w:r>
+          </w:p>
+        </w:tc>
+        <w:tc>
+          <w:tcPr>
+            <w:tcW w:w="3364" w:type="dxa"/>
+            <w:gridSpan w:val="2"/>
+            <w:tcBorders>
+              <w:bottom w:val="single" w:sz="4" w:space="0" w:color="auto"/>
+            </w:tcBorders>
+          </w:tcPr>
+          <w:p>
+            <w:pPr>
+              <w:rPr>
+                <w:rFonts w:ascii="Arial" w:hAnsi="Arial" w:cs="Arial"/>
+                <w:sz w:val="20"/>
+                <w:szCs w:val="20"/>
+              </w:rPr>
+            </w:pPr>
+            <w:r>
+              <w:rPr>
+                <w:rFonts w:ascii="Arial" w:hAnsi="Arial" w:cs="Arial"/>
+                <w:sz w:val="20"/>
+                <w:szCs w:val="20"/>
+              </w:rPr>
+              <w:t>Motor Vehicle No</w:t>
+            </w:r>
+          </w:p>
+          <w:p>
+            <w:pPr>
               <w:rPr>
                 <w:rFonts w:ascii="Arial" w:hAnsi="Arial" w:cs="Arial"/>
                 <w:b/>
                 <w:sz w:val="20"/>
                 <w:szCs w:val="20"/>
               </w:rPr>
-              <w:t>no</w:t>
-            </w:r>
+            </w:pPr>
+            <w:proofErr w:type="spellStart"/>
+            <w:proofErr w:type="spellEnd"/>
             <w:r>
               <w:rPr>
                 <w:rFonts w:ascii="Arial" w:hAnsi="Arial" w:cs="Arial"/>
                 <w:b/>
-              </w:rPr>
-              <w:t xml:space="preserve"> </w:t>
-            </w:r>
-          </w:p>
-        </w:tc>
-        <w:tc>
-          <w:tcPr>
-            <w:tcW w:w="3647" w:type="dxa"/>
-            <w:gridSpan w:val="5"/>
-          </w:tcPr>
-          <w:p>
-            <w:pPr>
-              <w:rPr>
-                <w:rFonts w:ascii="Arial" w:hAnsi="Arial" w:cs="Arial"/>
-                <w:sz w:val="20"/>
-                <w:szCs w:val="20"/>
-              </w:rPr>
-            </w:pPr>
-            <w:r>
-              <w:rPr>
-                <w:rFonts w:ascii="Arial" w:hAnsi="Arial" w:cs="Arial"/>
-                <w:sz w:val="20"/>
-                <w:szCs w:val="20"/>
-              </w:rPr>
-              <w:t>Dispatch Doc No</w:t>
-            </w:r>
-          </w:p>
-          <w:p>
-            <w:pPr>
-              <w:rPr>
-                <w:rFonts w:ascii="Arial" w:hAnsi="Arial" w:cs="Arial"/>
-                <w:b/>
-                <w:sz w:val="20"/>
-                <w:szCs w:val="20"/>
-              </w:rPr>
-            </w:pPr>
-            <w:r>
-              <w:rPr>
-                <w:rFonts w:ascii="Arial" w:hAnsi="Arial" w:cs="Arial"/>
-                <w:b/>
-                <w:sz w:val="20"/>
-                <w:szCs w:val="20"/>
-              </w:rPr>
-              <w:t>2026/001</w:t>
-            </w:r>
-          </w:p>
-        </w:tc>
-        <w:tc>
-          <w:tcPr>
-            <w:tcW w:w="3081" w:type="dxa"/>
-          </w:tcPr>
-          <w:p>
-            <w:pPr>
-              <w:rPr>
-                <w:rFonts w:ascii="Arial" w:hAnsi="Arial" w:cs="Arial"/>
-                <w:sz w:val="20"/>
-                <w:szCs w:val="20"/>
-              </w:rPr>
-            </w:pPr>
-            <w:r>
-              <w:rPr>
-                <w:rFonts w:ascii="Arial" w:hAnsi="Arial" w:cs="Arial"/>
-                <w:sz w:val="20"/>
-                <w:szCs w:val="20"/>
-              </w:rPr>
-              <w:t>Delivery Note Date</w:t>
-            </w:r>
-          </w:p>
-          <w:p>
-            <w:pPr>
-              <w:rPr>
-                <w:rFonts w:ascii="Arial" w:hAnsi="Arial" w:cs="Arial"/>
-                <w:sz w:val="20"/>
-                <w:szCs w:val="20"/>
-              </w:rPr>
-            </w:pPr>
-            <w:r>
-              <w:rPr>
-                <w:rFonts w:ascii="Arial" w:hAnsi="Arial" w:cs="Arial"/>
-                <w:sz w:val="20"/>
-                <w:szCs w:val="20"/>
-              </w:rPr>
-              <w:t>16/04/2026</w:t>
+                <w:sz w:val="20"/>
+                <w:szCs w:val="20"/>
+              </w:rPr>
+              <w:t>TN54 AB 3137</w:t>
             </w:r>
           </w:p>
         </w:tc>
       </w:tr>
       <w:tr>
         <w:trPr>
-          <w:trHeight w:val="569"/>
+          <w:trHeight w:val="565"/>
           <w:jc w:val="center"/>
         </w:trPr>
         <w:tc>
@@ -752,283 +1082,11 @@
         </w:tc>
         <w:tc>
           <w:tcPr>
-            <w:tcW w:w="3647" w:type="dxa"/>
-            <w:gridSpan w:val="5"/>
-          </w:tcPr>
-          <w:p>
-            <w:pPr>
-              <w:rPr>
-                <w:rFonts w:ascii="Arial" w:hAnsi="Arial" w:cs="Arial"/>
-                <w:sz w:val="20"/>
-                <w:szCs w:val="20"/>
-              </w:rPr>
-            </w:pPr>
-            <w:r>
-              <w:rPr>
-                <w:rFonts w:ascii="Arial" w:hAnsi="Arial" w:cs="Arial"/>
-                <w:sz w:val="20"/>
-                <w:szCs w:val="20"/>
-              </w:rPr>
-              <w:t>Dispatched through</w:t>
-            </w:r>
-          </w:p>
-          <w:p>
-            <w:pPr>
-              <w:rPr>
-                <w:rFonts w:ascii="Arial" w:hAnsi="Arial" w:cs="Arial"/>
-                <w:sz w:val="20"/>
-                <w:szCs w:val="20"/>
-              </w:rPr>
-            </w:pPr>
-            <w:r>
-              <w:rPr>
-                <w:rFonts w:ascii="Arial" w:hAnsi="Arial" w:cs="Arial"/>
-                <w:sz w:val="20"/>
-                <w:szCs w:val="20"/>
-              </w:rPr>
-              <w:t>Land</w:t>
-            </w:r>
-          </w:p>
-        </w:tc>
-        <w:tc>
-          <w:tcPr>
-            <w:tcW w:w="3081" w:type="dxa"/>
-          </w:tcPr>
-          <w:p>
-            <w:pPr>
-              <w:rPr>
-                <w:rFonts w:ascii="Arial" w:hAnsi="Arial" w:cs="Arial"/>
-                <w:sz w:val="20"/>
-                <w:szCs w:val="20"/>
-              </w:rPr>
-            </w:pPr>
-            <w:r>
-              <w:rPr>
-                <w:rFonts w:ascii="Arial" w:hAnsi="Arial" w:cs="Arial"/>
-                <w:sz w:val="20"/>
-                <w:szCs w:val="20"/>
-              </w:rPr>
-              <w:t>Destination</w:t>
-            </w:r>
-          </w:p>
-          <w:p>
-            <w:pPr>
-              <w:rPr>
-                <w:rFonts w:ascii="Arial" w:hAnsi="Arial" w:cs="Arial"/>
-                <w:b/>
-                <w:sz w:val="20"/>
-                <w:szCs w:val="20"/>
-              </w:rPr>
-            </w:pPr>
-            <w:r>
-              <w:rPr>
-                <w:rFonts w:ascii="Arial" w:hAnsi="Arial" w:cs="Arial"/>
-                <w:b/>
-                <w:sz w:val="20"/>
-                <w:szCs w:val="20"/>
-              </w:rPr>
-              <w:t>Chennai</w:t>
-            </w:r>
-          </w:p>
-        </w:tc>
-      </w:tr>
-      <w:tr>
-        <w:trPr>
-          <w:trHeight w:val="563"/>
-          <w:jc w:val="center"/>
-        </w:trPr>
-        <w:tc>
-          <w:tcPr>
-            <w:tcW w:w="3578" w:type="dxa"/>
-            <w:gridSpan w:val="2"/>
-            <w:vMerge/>
-          </w:tcPr>
-          <w:p>
-            <w:pPr>
-              <w:rPr>
-                <w:rFonts w:ascii="Arial" w:hAnsi="Arial" w:cs="Arial"/>
-              </w:rPr>
-            </w:pPr>
-          </w:p>
-        </w:tc>
-        <w:tc>
-          <w:tcPr>
-            <w:tcW w:w="3647" w:type="dxa"/>
-            <w:gridSpan w:val="5"/>
-          </w:tcPr>
-          <w:p>
-            <w:pPr>
-              <w:rPr>
-                <w:rFonts w:ascii="Arial" w:hAnsi="Arial" w:cs="Arial"/>
-                <w:sz w:val="20"/>
-                <w:szCs w:val="20"/>
-              </w:rPr>
-            </w:pPr>
-            <w:r>
-              <w:rPr>
-                <w:rFonts w:ascii="Arial" w:hAnsi="Arial" w:cs="Arial"/>
-                <w:sz w:val="20"/>
-                <w:szCs w:val="20"/>
-              </w:rPr>
-              <w:t>Bill Of Lading/LR-RR No</w:t>
-            </w:r>
-          </w:p>
-          <w:p>
-            <w:pPr>
-              <w:rPr>
-                <w:rFonts w:ascii="Arial" w:hAnsi="Arial" w:cs="Arial"/>
-                <w:sz w:val="20"/>
-                <w:szCs w:val="20"/>
-              </w:rPr>
-            </w:pPr>
-            <w:r>
-              <w:rPr>
-                <w:rFonts w:ascii="Arial" w:hAnsi="Arial" w:cs="Arial"/>
-                <w:sz w:val="20"/>
-                <w:szCs w:val="20"/>
-              </w:rPr>
-              <w:t>LRR45678</w:t>
-            </w:r>
-          </w:p>
-        </w:tc>
-        <w:tc>
-          <w:tcPr>
-            <w:tcW w:w="3081" w:type="dxa"/>
-          </w:tcPr>
-          <w:p>
-            <w:pPr>
-              <w:rPr>
-                <w:rFonts w:ascii="Arial" w:hAnsi="Arial" w:cs="Arial"/>
-                <w:sz w:val="20"/>
-                <w:szCs w:val="20"/>
-              </w:rPr>
-            </w:pPr>
-            <w:r>
-              <w:rPr>
-                <w:rFonts w:ascii="Arial" w:hAnsi="Arial" w:cs="Arial"/>
-                <w:sz w:val="20"/>
-                <w:szCs w:val="20"/>
-              </w:rPr>
-              <w:t>Motor Vehicle No</w:t>
-            </w:r>
-          </w:p>
-          <w:p>
-            <w:pPr>
-              <w:rPr>
-                <w:rFonts w:ascii="Arial" w:hAnsi="Arial" w:cs="Arial"/>
-                <w:b/>
-                <w:sz w:val="20"/>
-                <w:szCs w:val="20"/>
-              </w:rPr>
-            </w:pPr>
-            <w:r>
-              <w:rPr>
-                <w:rFonts w:ascii="Arial" w:hAnsi="Arial" w:cs="Arial"/>
-                <w:b/>
-                <w:sz w:val="20"/>
-                <w:szCs w:val="20"/>
-              </w:rPr>
-              <w:t>KA01AB1234</w:t>
-            </w:r>
-          </w:p>
-        </w:tc>
-      </w:tr>
-      <w:tr>
-        <w:trPr>
-          <w:trHeight w:val="550"/>
-          <w:jc w:val="center"/>
-        </w:trPr>
-        <w:tc>
-          <w:tcPr>
-            <w:tcW w:w="3578" w:type="dxa"/>
-            <w:gridSpan w:val="2"/>
-          </w:tcPr>
-          <w:p>
-            <w:pPr>
-              <w:rPr>
-                <w:rFonts w:ascii="Arial" w:hAnsi="Arial" w:cs="Arial"/>
-                <w:sz w:val="20"/>
-                <w:szCs w:val="20"/>
-              </w:rPr>
-            </w:pPr>
-            <w:r>
-              <w:rPr>
-                <w:rFonts w:ascii="Arial" w:hAnsi="Arial" w:cs="Arial"/>
-                <w:sz w:val="20"/>
-                <w:szCs w:val="20"/>
-              </w:rPr>
-              <w:t>Buyer (Bill to)</w:t>
-            </w:r>
-          </w:p>
-          <w:p>
-            <w:pPr>
-              <w:rPr>
-                <w:rFonts w:ascii="Arial" w:hAnsi="Arial" w:cs="Arial"/>
-                <w:sz w:val="20"/>
-                <w:szCs w:val="20"/>
-              </w:rPr>
-            </w:pPr>
-            <w:r>
-              <w:rPr>
-                <w:rFonts w:ascii="Arial" w:hAnsi="Arial" w:cs="Arial"/>
-                <w:sz w:val="20"/>
-                <w:szCs w:val="20"/>
-              </w:rPr>
-              <w:t>no</w:t>
-            </w:r>
-            <w:r>
-              <w:rPr>
-                <w:rFonts w:ascii="Arial" w:hAnsi="Arial" w:cs="Arial"/>
-                <w:sz w:val="20"/>
-                <w:szCs w:val="20"/>
-              </w:rPr>
-              <w:t xml:space="preserve"> </w:t>
-            </w:r>
-          </w:p>
-        </w:tc>
-        <w:tc>
-          <w:tcPr>
-            <w:tcW w:w="3647" w:type="dxa"/>
-            <w:gridSpan w:val="5"/>
-          </w:tcPr>
-          <w:p>
-            <w:pPr>
-              <w:rPr>
-                <w:rFonts w:ascii="Arial" w:hAnsi="Arial" w:cs="Arial"/>
-                <w:sz w:val="20"/>
-                <w:szCs w:val="20"/>
-              </w:rPr>
-            </w:pPr>
-            <w:r>
-              <w:rPr>
-                <w:rFonts w:ascii="Arial" w:hAnsi="Arial" w:cs="Arial"/>
-                <w:sz w:val="20"/>
-                <w:szCs w:val="20"/>
-              </w:rPr>
-              <w:t>Terms of Delivery</w:t>
-            </w:r>
-          </w:p>
-          <w:p>
-            <w:pPr>
-              <w:rPr>
-                <w:rFonts w:ascii="Arial" w:hAnsi="Arial" w:cs="Arial"/>
-                <w:sz w:val="20"/>
-                <w:szCs w:val="20"/>
-              </w:rPr>
-            </w:pPr>
-            <w:r>
-              <w:rPr>
-                <w:rFonts w:ascii="Arial" w:hAnsi="Arial" w:cs="Arial"/>
-                <w:sz w:val="20"/>
-                <w:szCs w:val="20"/>
-              </w:rPr>
-              <w:t>Mode</w:t>
-            </w:r>
-          </w:p>
-        </w:tc>
-        <w:tc>
-          <w:tcPr>
-            <w:tcW w:w="3081" w:type="dxa"/>
+            <w:tcW w:w="3364" w:type="dxa"/>
+            <w:gridSpan w:val="4"/>
+            <w:tcBorders>
+              <w:bottom w:val="single" w:sz="4" w:space="0" w:color="auto"/>
+            </w:tcBorders>
           </w:tcPr>
           <w:p>
             <w:pPr>
@@ -1077,18 +1135,39 @@
             <w:pPr>
               <w:rPr>
                 <w:rFonts w:ascii="Arial" w:hAnsi="Arial" w:cs="Arial"/>
+                <w:sz w:val="20"/>
+                <w:szCs w:val="20"/>
+              </w:rPr>
+            </w:pPr>
+            <w:proofErr w:type="spellStart"/>
+            <w:proofErr w:type="spellEnd"/>
+            <w:r>
+              <w:rPr>
+                <w:rFonts w:ascii="Arial" w:hAnsi="Arial" w:cs="Arial"/>
+                <w:sz w:val="20"/>
+                <w:szCs w:val="20"/>
+              </w:rPr>
+              <w:t>NILL</w:t>
+            </w:r>
+          </w:p>
+        </w:tc>
+        <w:tc>
+          <w:tcPr>
+            <w:tcW w:w="3364" w:type="dxa"/>
+            <w:gridSpan w:val="2"/>
+            <w:tcBorders>
+              <w:bottom w:val="single" w:sz="4" w:space="0" w:color="auto"/>
+            </w:tcBorders>
+          </w:tcPr>
+          <w:p>
+            <w:pPr>
+              <w:rPr>
+                <w:rFonts w:ascii="Arial" w:hAnsi="Arial" w:cs="Arial"/>
                 <w:b/>
-                <w:bCs/>
-              </w:rPr>
-            </w:pPr>
-            <w:r>
-              <w:rPr>
-                <w:rFonts w:ascii="Arial" w:hAnsi="Arial" w:cs="Arial"/>
-                <w:sz w:val="20"/>
-                <w:szCs w:val="20"/>
-              </w:rPr>
-              <w:t>GSTIN0987655676</w:t>
-            </w:r>
+                <w:sz w:val="20"/>
+                <w:szCs w:val="20"/>
+              </w:rPr>
+            </w:pPr>
           </w:p>
         </w:tc>
       </w:tr>
@@ -1118,25 +1197,7 @@
                 <w:sz w:val="20"/>
                 <w:szCs w:val="20"/>
               </w:rPr>
-              <w:t xml:space="preserve">Goods </w:t>
-            </w:r>
-            <w:r>
-              <w:rPr>
-                <w:rFonts w:ascii="Arial" w:hAnsi="Arial" w:cs="Arial"/>
-                <w:b/>
-                <w:sz w:val="20"/>
-                <w:szCs w:val="20"/>
-              </w:rPr>
-              <w:t>Info</w:t>
-            </w:r>
-            <w:r>
-              <w:rPr>
-                <w:rFonts w:ascii="Arial" w:hAnsi="Arial" w:cs="Arial"/>
-                <w:b/>
-                <w:sz w:val="20"/>
-                <w:szCs w:val="20"/>
-              </w:rPr>
-              <w:t>rmation</w:t>
+              <w:t>Goods Information</w:t>
             </w:r>
           </w:p>
           <w:p>
@@ -1303,7 +1364,7 @@
                       <w:sz w:val="20"/>
                       <w:szCs w:val="20"/>
                     </w:rPr>
-                    <w:t>BR</w:t>
+                    <w:t>FLY ASH BRICKS (230/105/75)</w:t>
                   </w:r>
                 </w:p>
               </w:tc>
@@ -1335,7 +1396,7 @@
                       <w:sz w:val="20"/>
                       <w:szCs w:val="20"/>
                     </w:rPr>
-                    <w:t>30</w:t>
+                    <w:t>2500</w:t>
                   </w:r>
                 </w:p>
               </w:tc>
@@ -1351,7 +1412,7 @@
                       <w:sz w:val="20"/>
                       <w:szCs w:val="20"/>
                     </w:rPr>
-                    <w:t>40</w:t>
+                    <w:t>5.32</w:t>
                   </w:r>
                 </w:p>
               </w:tc>
@@ -1383,7 +1444,7 @@
                       <w:sz w:val="20"/>
                       <w:szCs w:val="20"/>
                     </w:rPr>
-                    <w:t>1200</w:t>
+                    <w:t>13300</w:t>
                   </w:r>
                 </w:p>
               </w:tc>
@@ -1470,7 +1531,7 @@
                       <w:sz w:val="20"/>
                       <w:szCs w:val="20"/>
                     </w:rPr>
-                    <w:t>72</w:t>
+                    <w:t>798</w:t>
                   </w:r>
                 </w:p>
               </w:tc>
@@ -1557,7 +1618,7 @@
                       <w:sz w:val="20"/>
                       <w:szCs w:val="20"/>
                     </w:rPr>
-                    <w:t>72</w:t>
+                    <w:t>798</w:t>
                   </w:r>
                 </w:p>
               </w:tc>
@@ -1606,7 +1667,7 @@
                       <w:sz w:val="20"/>
                       <w:szCs w:val="20"/>
                     </w:rPr>
-                    <w:t>30</w:t>
+                    <w:t>2500</w:t>
                   </w:r>
                 </w:p>
               </w:tc>
@@ -1637,7 +1698,7 @@
                       <w:sz w:val="20"/>
                       <w:szCs w:val="20"/>
                     </w:rPr>
-                    <w:t>1344</w:t>
+                    <w:t>14896</w:t>
                   </w:r>
                 </w:p>
               </w:tc>
@@ -1683,40 +1744,10 @@
                 <w:sz w:val="20"/>
                 <w:szCs w:val="20"/>
               </w:rPr>
-              <w:t xml:space="preserve">Amount </w:t>
-            </w:r>
-            <w:r>
-              <w:rPr>
-                <w:rFonts w:ascii="Arial" w:hAnsi="Arial" w:cs="Arial"/>
-                <w:sz w:val="20"/>
-                <w:szCs w:val="20"/>
-              </w:rPr>
-              <w:t>Chargeable (</w:t>
-            </w:r>
-            <w:r>
-              <w:rPr>
-                <w:rFonts w:ascii="Arial" w:hAnsi="Arial" w:cs="Arial"/>
-                <w:sz w:val="20"/>
-                <w:szCs w:val="20"/>
-              </w:rPr>
-              <w:t xml:space="preserve">in </w:t>
-            </w:r>
-            <w:r>
-              <w:rPr>
-                <w:rFonts w:ascii="Arial" w:hAnsi="Arial" w:cs="Arial"/>
-                <w:sz w:val="20"/>
-                <w:szCs w:val="20"/>
-              </w:rPr>
-              <w:t xml:space="preserve">words): </w:t>
-            </w:r>
-            <w:r>
-              <w:rPr>
-                <w:rFonts w:ascii="Arial" w:hAnsi="Arial" w:cs="Arial"/>
-                <w:sz w:val="20"/>
-                <w:szCs w:val="20"/>
-              </w:rPr>
-              <w:t xml:space="preserve"> </w:t>
-            </w:r>
+              <w:t xml:space="preserve">Amount Chargeable (in words):  </w:t>
+            </w:r>
+            <w:proofErr w:type="spellStart"/>
+            <w:proofErr w:type="spellEnd"/>
             <w:r>
               <w:rPr>
                 <w:rFonts w:ascii="Arial" w:hAnsi="Arial" w:cs="Arial"/>
@@ -1724,31 +1755,15 @@
                 <w:sz w:val="20"/>
                 <w:szCs w:val="20"/>
               </w:rPr>
-              <w:t>One thousand three hundred and forty-four  only/-</w:t>
-            </w:r>
-            <w:r>
-              <w:rPr>
-                <w:rFonts w:ascii="Arial" w:hAnsi="Arial" w:cs="Arial"/>
-                <w:sz w:val="20"/>
-                <w:szCs w:val="20"/>
-              </w:rPr>
-              <w:t xml:space="preserve"> </w:t>
-            </w:r>
-            <w:r>
-              <w:rPr>
-                <w:rFonts w:ascii="Arial" w:hAnsi="Arial" w:cs="Arial"/>
-                <w:sz w:val="20"/>
-                <w:szCs w:val="20"/>
-              </w:rPr>
-              <w:t xml:space="preserve">       </w:t>
-            </w:r>
-            <w:r>
-              <w:rPr>
-                <w:rFonts w:ascii="Arial" w:hAnsi="Arial" w:cs="Arial"/>
-                <w:sz w:val="20"/>
-                <w:szCs w:val="20"/>
-              </w:rPr>
-              <w:t xml:space="preserve">                                                                                                      </w:t>
+              <w:t>Fourteen thousand eight hundred and ninety-six  only/-</w:t>
+            </w:r>
+            <w:r>
+              <w:rPr>
+                <w:rFonts w:ascii="Arial" w:hAnsi="Arial" w:cs="Arial"/>
+                <w:sz w:val="20"/>
+                <w:szCs w:val="20"/>
+              </w:rPr>
+              <w:t xml:space="preserve">                                                                                                              </w:t>
             </w:r>
           </w:p>
         </w:tc>
@@ -1804,7 +1819,7 @@
         <w:tc>
           <w:tcPr>
             <w:tcW w:w="2023" w:type="dxa"/>
-            <w:gridSpan w:val="2"/>
+            <w:gridSpan w:val="3"/>
           </w:tcPr>
           <w:p>
             <w:pPr>
@@ -1829,7 +1844,6 @@
         <w:tc>
           <w:tcPr>
             <w:tcW w:w="3157" w:type="dxa"/>
-            <w:gridSpan w:val="2"/>
             <w:vMerge w:val="restart"/>
             <w:vAlign w:val="center"/>
           </w:tcPr>
@@ -1934,6 +1948,7 @@
         <w:tc>
           <w:tcPr>
             <w:tcW w:w="1156" w:type="dxa"/>
+            <w:gridSpan w:val="2"/>
           </w:tcPr>
           <w:p>
             <w:pPr>
@@ -1957,7 +1972,6 @@
         <w:tc>
           <w:tcPr>
             <w:tcW w:w="3157" w:type="dxa"/>
-            <w:gridSpan w:val="2"/>
             <w:vMerge/>
           </w:tcPr>
           <w:p>
@@ -2018,7 +2032,7 @@
         <w:tc>
           <w:tcPr>
             <w:tcW w:w="2023" w:type="dxa"/>
-            <w:gridSpan w:val="2"/>
+            <w:gridSpan w:val="3"/>
           </w:tcPr>
           <w:p>
             <w:pPr>
@@ -2051,7 +2065,6 @@
         <w:tc>
           <w:tcPr>
             <w:tcW w:w="3157" w:type="dxa"/>
-            <w:gridSpan w:val="2"/>
           </w:tcPr>
           <w:p>
             <w:pPr>
@@ -2081,12 +2094,14 @@
                 <w:b/>
               </w:rPr>
             </w:pPr>
+            <w:proofErr w:type="spellStart"/>
+            <w:proofErr w:type="spellEnd"/>
             <w:r>
               <w:rPr>
                 <w:rFonts w:ascii="Arial" w:hAnsi="Arial" w:cs="Arial"/>
                 <w:b/>
               </w:rPr>
-              <w:t>144.00</w:t>
+              <w:t>1596.00</w:t>
             </w:r>
           </w:p>
         </w:tc>
@@ -2104,19 +2119,21 @@
                 <w:b/>
               </w:rPr>
             </w:pPr>
+            <w:proofErr w:type="spellStart"/>
+            <w:proofErr w:type="spellEnd"/>
             <w:r>
               <w:rPr>
                 <w:rFonts w:ascii="Arial" w:hAnsi="Arial" w:cs="Arial"/>
                 <w:b/>
               </w:rPr>
-              <w:t>72.00</w:t>
+              <w:t>798.00</w:t>
             </w:r>
           </w:p>
         </w:tc>
         <w:tc>
           <w:tcPr>
             <w:tcW w:w="2023" w:type="dxa"/>
-            <w:gridSpan w:val="2"/>
+            <w:gridSpan w:val="3"/>
           </w:tcPr>
           <w:p>
             <w:pPr>
@@ -2129,6 +2146,8 @@
                 <w:szCs w:val="20"/>
               </w:rPr>
             </w:pPr>
+            <w:proofErr w:type="spellStart"/>
+            <w:proofErr w:type="spellEnd"/>
             <w:r>
               <w:rPr>
                 <w:rFonts w:ascii="Arial" w:hAnsi="Arial" w:cs="Arial"/>
@@ -2136,14 +2155,13 @@
                 <w:sz w:val="20"/>
                 <w:szCs w:val="20"/>
               </w:rPr>
-              <w:t>72.00</w:t>
+              <w:t>798.00</w:t>
             </w:r>
           </w:p>
         </w:tc>
         <w:tc>
           <w:tcPr>
             <w:tcW w:w="3157" w:type="dxa"/>
-            <w:gridSpan w:val="2"/>
           </w:tcPr>
           <w:p>
             <w:pPr>
@@ -2154,12 +2172,14 @@
                 <w:b/>
               </w:rPr>
             </w:pPr>
+            <w:proofErr w:type="spellStart"/>
+            <w:proofErr w:type="spellEnd"/>
             <w:r>
               <w:rPr>
                 <w:rFonts w:ascii="Arial" w:hAnsi="Arial" w:cs="Arial"/>
                 <w:b/>
               </w:rPr>
-              <w:t>1344.00</w:t>
+              <w:t>14896.00</w:t>
             </w:r>
           </w:p>
         </w:tc>
@@ -2191,13 +2211,15 @@
               </w:rPr>
               <w:t xml:space="preserve">Tax Amount (in words): </w:t>
             </w:r>
-            <w:r>
-              <w:rPr>
-                <w:rFonts w:ascii="Arial" w:hAnsi="Arial" w:cs="Arial"/>
-                <w:sz w:val="20"/>
-                <w:szCs w:val="20"/>
-              </w:rPr>
-              <w:t>One hundred and forty-four  only/-</w:t>
+            <w:proofErr w:type="spellStart"/>
+            <w:proofErr w:type="spellEnd"/>
+            <w:r>
+              <w:rPr>
+                <w:rFonts w:ascii="Arial" w:hAnsi="Arial" w:cs="Arial"/>
+                <w:sz w:val="20"/>
+                <w:szCs w:val="20"/>
+              </w:rPr>
+              <w:t>One thousand five hundred and ninety-six  only/-</w:t>
             </w:r>
           </w:p>
         </w:tc>
@@ -2303,6 +2325,8 @@
                     </w:rPr>
                     <w:t>:</w:t>
                   </w:r>
+                  <w:proofErr w:type="spellStart"/>
+                  <w:proofErr w:type="spellEnd"/>
                   <w:r>
                     <w:rPr>
                       <w:rFonts w:ascii="Arial" w:hAnsi="Arial" w:cs="Arial"/>
@@ -2334,7 +2358,16 @@
                       <w:sz w:val="20"/>
                       <w:szCs w:val="20"/>
                     </w:rPr>
-                    <w:t xml:space="preserve">Bank Name  </w:t>
+                    <w:t xml:space="preserve">Bank </w:t>
+                  </w:r>
+                  <w:proofErr w:type="gramStart"/>
+                  <w:r>
+                    <w:rPr>
+                      <w:rFonts w:ascii="Arial" w:hAnsi="Arial" w:cs="Arial"/>
+                      <w:sz w:val="20"/>
+                      <w:szCs w:val="20"/>
+                    </w:rPr>
+                    <w:t xml:space="preserve">Name  </w:t>
                   </w:r>
                   <w:r>
                     <w:rPr>
@@ -2346,6 +2379,9 @@
                     </w:rPr>
                     <w:t>:</w:t>
                   </w:r>
+                  <w:proofErr w:type="spellStart"/>
+                  <w:proofErr w:type="gramEnd"/>
+                  <w:proofErr w:type="spellEnd"/>
                   <w:r>
                     <w:rPr>
                       <w:rFonts w:ascii="Arial" w:hAnsi="Arial" w:cs="Arial"/>
@@ -2388,6 +2424,8 @@
                     </w:rPr>
                     <w:t>A/c No                    :</w:t>
                   </w:r>
+                  <w:proofErr w:type="spellStart"/>
+                  <w:proofErr w:type="spellEnd"/>
                   <w:r>
                     <w:rPr>
                       <w:rFonts w:ascii="Arial" w:hAnsi="Arial" w:cs="Arial"/>
@@ -2425,6 +2463,8 @@
                     </w:rPr>
                     <w:t>IFSE Code   :</w:t>
                   </w:r>
+                  <w:proofErr w:type="spellStart"/>
+                  <w:proofErr w:type="spellEnd"/>
                   <w:r>
                     <w:rPr>
                       <w:rFonts w:ascii="Arial" w:hAnsi="Arial" w:cs="Arial"/>
@@ -2588,18 +2628,18 @@
                 <w:sz w:val="20"/>
                 <w:szCs w:val="20"/>
               </w:rPr>
-              <w:t>For TMR Bricks</w:t>
-            </w:r>
-          </w:p>
-          <w:p>
-            <w:pPr>
-              <w:jc w:val="right"/>
-              <w:rPr>
-                <w:rFonts w:ascii="Arial" w:hAnsi="Arial" w:cs="Arial"/>
-                <w:sz w:val="20"/>
-                <w:szCs w:val="20"/>
-              </w:rPr>
-            </w:pPr>
+              <w:t xml:space="preserve">For </w:t>
+            </w:r>
+            <w:proofErr w:type="spellStart"/>
+            <w:proofErr w:type="spellEnd"/>
+            <w:r>
+              <w:rPr>
+                <w:rFonts w:ascii="Arial" w:hAnsi="Arial" w:cs="Arial"/>
+                <w:sz w:val="20"/>
+                <w:szCs w:val="20"/>
+              </w:rPr>
+              <w:t>JKB Ash Bricks</w:t>
+            </w:r>
           </w:p>
           <w:p>
             <w:pPr>

--- a/ConstructionBilling.Api/Data/invoice.docx
+++ b/ConstructionBilling.Api/Data/invoice.docx
@@ -250,7 +250,7 @@
                 <w:sz w:val="20"/>
                 <w:szCs w:val="20"/>
               </w:rPr>
-              <w:t>2026/019</w:t>
+              <w:t>2026/001</w:t>
             </w:r>
           </w:p>
         </w:tc>
@@ -288,7 +288,7 @@
                 <w:sz w:val="20"/>
                 <w:szCs w:val="20"/>
               </w:rPr>
-              <w:t>02/05/2026</w:t>
+              <w:t>01/04/2026</w:t>
             </w:r>
           </w:p>
         </w:tc>
@@ -354,7 +354,7 @@
                 <w:sz w:val="20"/>
                 <w:szCs w:val="20"/>
               </w:rPr>
-              <w:t>02/05/2026</w:t>
+              <w:t>23/04/2026</w:t>
             </w:r>
           </w:p>
         </w:tc>
@@ -400,7 +400,7 @@
                 <w:sz w:val="20"/>
                 <w:szCs w:val="20"/>
               </w:rPr>
-              <w:t>Cash</w:t>
+              <w:t>ONLINE</w:t>
             </w:r>
           </w:p>
         </w:tc>
@@ -561,7 +561,7 @@
                 <w:sz w:val="20"/>
                 <w:szCs w:val="20"/>
               </w:rPr>
-              <w:t>Sivakumar,</w:t>
+              <w:t>Naaval Paradise Apartment,</w:t>
             </w:r>
             <w:r>
               <w:rPr>
@@ -579,7 +579,43 @@
                 <w:sz w:val="20"/>
                 <w:szCs w:val="20"/>
               </w:rPr>
-              <w:t>Yercaud.</w:t>
+              <w:t>Yercaud road,</w:t>
+            </w:r>
+            <w:r>
+              <w:rPr>
+                <w:rFonts w:ascii="Arial" w:hAnsi="Arial" w:cs="Arial"/>
+                <w:b/>
+                <w:sz w:val="20"/>
+                <w:szCs w:val="20"/>
+              </w:rPr>
+              <w:br/>
+            </w:r>
+            <w:r>
+              <w:rPr>
+                <w:rFonts w:ascii="Arial" w:hAnsi="Arial" w:cs="Arial"/>
+                <w:b/>
+                <w:sz w:val="20"/>
+                <w:szCs w:val="20"/>
+              </w:rPr>
+              <w:t>Salem.</w:t>
+            </w:r>
+            <w:r>
+              <w:rPr>
+                <w:rFonts w:ascii="Arial" w:hAnsi="Arial" w:cs="Arial"/>
+                <w:b/>
+                <w:sz w:val="20"/>
+                <w:szCs w:val="20"/>
+              </w:rPr>
+              <w:br/>
+            </w:r>
+            <w:r>
+              <w:rPr>
+                <w:rFonts w:ascii="Arial" w:hAnsi="Arial" w:cs="Arial"/>
+                <w:b/>
+                <w:sz w:val="20"/>
+                <w:szCs w:val="20"/>
+              </w:rPr>
+              <w:t>0000000000</w:t>
             </w:r>
             <w:r>
               <w:rPr>
@@ -632,7 +668,7 @@
                 <w:sz w:val="20"/>
                 <w:szCs w:val="20"/>
               </w:rPr>
-              <w:t>019</w:t>
+              <w:t>001</w:t>
             </w:r>
           </w:p>
         </w:tc>
@@ -678,7 +714,7 @@
                 <w:sz w:val="20"/>
                 <w:szCs w:val="20"/>
               </w:rPr>
-              <w:t>02/05/2026</w:t>
+              <w:t>01/04/2026</w:t>
             </w:r>
           </w:p>
         </w:tc>
@@ -745,7 +781,7 @@
                 <w:sz w:val="20"/>
                 <w:szCs w:val="20"/>
               </w:rPr>
-              <w:t>2026/019</w:t>
+              <w:t>2026/001</w:t>
             </w:r>
           </w:p>
         </w:tc>
@@ -791,7 +827,7 @@
                 <w:sz w:val="20"/>
                 <w:szCs w:val="20"/>
               </w:rPr>
-              <w:t>02/05/2026</w:t>
+              <w:t>01/04/2026</w:t>
             </w:r>
           </w:p>
         </w:tc>
@@ -902,7 +938,7 @@
                 <w:sz w:val="20"/>
                 <w:szCs w:val="20"/>
               </w:rPr>
-              <w:t>Yercaud</w:t>
+              <w:t>Yercaud Road Salem</w:t>
             </w:r>
           </w:p>
         </w:tc>
@@ -947,7 +983,7 @@
                 <w:sz w:val="20"/>
                 <w:szCs w:val="20"/>
               </w:rPr>
-              <w:t>Sivakumar,</w:t>
+              <w:t>M/S.Nicon civil tech Pvt Ltd</w:t>
             </w:r>
             <w:r>
               <w:rPr>
@@ -963,7 +999,47 @@
                 <w:sz w:val="20"/>
                 <w:szCs w:val="20"/>
               </w:rPr>
-              <w:t>Yercaud.</w:t>
+              <w:t>356,Trichy road Singanallur,</w:t>
+            </w:r>
+            <w:r>
+              <w:rPr>
+                <w:rFonts w:ascii="Arial" w:hAnsi="Arial" w:cs="Arial"/>
+                <w:sz w:val="20"/>
+                <w:szCs w:val="20"/>
+              </w:rPr>
+              <w:br/>
+            </w:r>
+            <w:r>
+              <w:rPr>
+                <w:rFonts w:ascii="Arial" w:hAnsi="Arial" w:cs="Arial"/>
+                <w:sz w:val="20"/>
+                <w:szCs w:val="20"/>
+              </w:rPr>
+              <w:t>coibatore-641005,</w:t>
+            </w:r>
+            <w:r>
+              <w:rPr>
+                <w:rFonts w:ascii="Arial" w:hAnsi="Arial" w:cs="Arial"/>
+                <w:sz w:val="20"/>
+                <w:szCs w:val="20"/>
+              </w:rPr>
+              <w:br/>
+            </w:r>
+            <w:r>
+              <w:rPr>
+                <w:rFonts w:ascii="Arial" w:hAnsi="Arial" w:cs="Arial"/>
+                <w:sz w:val="20"/>
+                <w:szCs w:val="20"/>
+              </w:rPr>
+              <w:t>Tamil Nadu,Code-33</w:t>
+            </w:r>
+            <w:r>
+              <w:rPr>
+                <w:rFonts w:ascii="Arial" w:hAnsi="Arial" w:cs="Arial"/>
+                <w:sz w:val="20"/>
+                <w:szCs w:val="20"/>
+              </w:rPr>
+              <w:br/>
             </w:r>
           </w:p>
         </w:tc>
@@ -1056,7 +1132,7 @@
                 <w:sz w:val="20"/>
                 <w:szCs w:val="20"/>
               </w:rPr>
-              <w:t>TN54 AB 3137</w:t>
+              <w:t>TN52T9610-RAMESH (CSK)</w:t>
             </w:r>
           </w:p>
         </w:tc>
@@ -1147,7 +1223,7 @@
                 <w:sz w:val="20"/>
                 <w:szCs w:val="20"/>
               </w:rPr>
-              <w:t>NILL</w:t>
+              <w:t>33AAICN204IDIZI</w:t>
             </w:r>
           </w:p>
         </w:tc>
@@ -1364,7 +1440,7 @@
                       <w:sz w:val="20"/>
                       <w:szCs w:val="20"/>
                     </w:rPr>
-                    <w:t>FLY ASH BRICKS (230/105/75)</w:t>
+                    <w:t>Fly ASH Bricks 230*105*75</w:t>
                   </w:r>
                 </w:p>
               </w:tc>
@@ -1396,7 +1472,7 @@
                       <w:sz w:val="20"/>
                       <w:szCs w:val="20"/>
                     </w:rPr>
-                    <w:t>2500</w:t>
+                    <w:t>3000</w:t>
                   </w:r>
                 </w:p>
               </w:tc>
@@ -1412,7 +1488,7 @@
                       <w:sz w:val="20"/>
                       <w:szCs w:val="20"/>
                     </w:rPr>
-                    <w:t>5.32</w:t>
+                    <w:t>5.98</w:t>
                   </w:r>
                 </w:p>
               </w:tc>
@@ -1444,7 +1520,7 @@
                       <w:sz w:val="20"/>
                       <w:szCs w:val="20"/>
                     </w:rPr>
-                    <w:t>13300</w:t>
+                    <w:t>17940</w:t>
                   </w:r>
                 </w:p>
               </w:tc>
@@ -1531,7 +1607,7 @@
                       <w:sz w:val="20"/>
                       <w:szCs w:val="20"/>
                     </w:rPr>
-                    <w:t>798</w:t>
+                    <w:t>1076.4</w:t>
                   </w:r>
                 </w:p>
               </w:tc>
@@ -1618,7 +1694,7 @@
                       <w:sz w:val="20"/>
                       <w:szCs w:val="20"/>
                     </w:rPr>
-                    <w:t>798</w:t>
+                    <w:t>1076.4</w:t>
                   </w:r>
                 </w:p>
               </w:tc>
@@ -1667,7 +1743,7 @@
                       <w:sz w:val="20"/>
                       <w:szCs w:val="20"/>
                     </w:rPr>
-                    <w:t>2500</w:t>
+                    <w:t>3000</w:t>
                   </w:r>
                 </w:p>
               </w:tc>
@@ -1698,7 +1774,7 @@
                       <w:sz w:val="20"/>
                       <w:szCs w:val="20"/>
                     </w:rPr>
-                    <w:t>14896</w:t>
+                    <w:t>20092.8</w:t>
                   </w:r>
                 </w:p>
               </w:tc>
@@ -1755,7 +1831,7 @@
                 <w:sz w:val="20"/>
                 <w:szCs w:val="20"/>
               </w:rPr>
-              <w:t>Fourteen thousand eight hundred and ninety-six  only/-</w:t>
+              <w:t>Twenty thousand and ninety-two point eighty only/-</w:t>
             </w:r>
             <w:r>
               <w:rPr>
@@ -2101,7 +2177,7 @@
                 <w:rFonts w:ascii="Arial" w:hAnsi="Arial" w:cs="Arial"/>
                 <w:b/>
               </w:rPr>
-              <w:t>1596.00</w:t>
+              <w:t>2152.80</w:t>
             </w:r>
           </w:p>
         </w:tc>
@@ -2126,7 +2202,7 @@
                 <w:rFonts w:ascii="Arial" w:hAnsi="Arial" w:cs="Arial"/>
                 <w:b/>
               </w:rPr>
-              <w:t>798.00</w:t>
+              <w:t>1076.40</w:t>
             </w:r>
           </w:p>
         </w:tc>
@@ -2155,7 +2231,7 @@
                 <w:sz w:val="20"/>
                 <w:szCs w:val="20"/>
               </w:rPr>
-              <w:t>798.00</w:t>
+              <w:t>1076.40</w:t>
             </w:r>
           </w:p>
         </w:tc>
@@ -2179,7 +2255,7 @@
                 <w:rFonts w:ascii="Arial" w:hAnsi="Arial" w:cs="Arial"/>
                 <w:b/>
               </w:rPr>
-              <w:t>14896.00</w:t>
+              <w:t>20092.80</w:t>
             </w:r>
           </w:p>
         </w:tc>
@@ -2219,7 +2295,7 @@
                 <w:sz w:val="20"/>
                 <w:szCs w:val="20"/>
               </w:rPr>
-              <w:t>One thousand five hundred and ninety-six  only/-</w:t>
+              <w:t>Two thousand one hundred and fifty-two point eighty only/-</w:t>
             </w:r>
           </w:p>
         </w:tc>
